--- a/Annex FF.docx
+++ b/Annex FF.docx
@@ -69,15 +69,7 @@
         <w:rPr>
           <w:b/>
         </w:rPr>
-        <w:t xml:space="preserve"> et. al. (20</w:t>
-      </w:r>
-      <w:bookmarkStart w:id="0" w:name="_GoBack"/>
-      <w:bookmarkEnd w:id="0"/>
-      <w:r>
-        <w:rPr>
-          <w:b/>
-        </w:rPr>
-        <w:t>11))</w:t>
+        <w:t xml:space="preserve"> et. al. (2011))</w:t>
       </w:r>
     </w:p>
     <w:p/>
@@ -1033,6 +1025,527 @@
       <w:r>
         <w:t>=True.</w:t>
       </w:r>
+    </w:p>
+    <w:p>
+      <w:pPr>
+        <w:spacing w:before="100" w:beforeAutospacing="1" w:after="100" w:afterAutospacing="1"/>
+        <w:ind w:left="720"/>
+        <w:jc w:val="both"/>
+      </w:pPr>
+    </w:p>
+    <w:p>
+      <w:pPr>
+        <w:spacing w:before="100" w:beforeAutospacing="1" w:after="100" w:afterAutospacing="1"/>
+        <w:ind w:left="720"/>
+        <w:jc w:val="both"/>
+        <w:rPr>
+          <w:b/>
+        </w:rPr>
+      </w:pPr>
+      <w:r>
+        <w:t>T</w:t>
+      </w:r>
+      <w:r>
+        <w:t xml:space="preserve">he synthetic data generated by </w:t>
+      </w:r>
+      <w:proofErr w:type="spellStart"/>
+      <w:r>
+        <w:rPr>
+          <w:rStyle w:val="HTMLkodas"/>
+          <w:rFonts w:ascii="Times New Roman" w:hAnsi="Times New Roman" w:cs="Times New Roman"/>
+        </w:rPr>
+        <w:t>make_multilabel_classification</w:t>
+      </w:r>
+      <w:proofErr w:type="spellEnd"/>
+      <w:r>
+        <w:t xml:space="preserve"> in </w:t>
+      </w:r>
+      <w:proofErr w:type="spellStart"/>
+      <w:r>
+        <w:t>scikit</w:t>
+      </w:r>
+      <w:proofErr w:type="spellEnd"/>
+      <w:r>
+        <w:t xml:space="preserve">-learn provides a controlled and convenient environment for testing multi-label algorithms, but it is limited by its simplified generative assumptions, lack of semantic structure, and absence of realistic noise, </w:t>
+      </w:r>
+      <w:r>
+        <w:t>dependency, and domain-specific characteristics. Therefore, it is suitable for methodological validation but not sufficient for full real-world performance evaluation.</w:t>
+      </w:r>
+    </w:p>
+    <w:p>
+      <w:pPr>
+        <w:rPr>
+          <w:rStyle w:val="Grietas"/>
+          <w:b w:val="0"/>
+        </w:rPr>
+      </w:pPr>
+      <w:proofErr w:type="spellStart"/>
+      <w:r>
+        <w:rPr>
+          <w:b/>
+          <w:i/>
+        </w:rPr>
+        <w:t>make_multilabel_classification</w:t>
+      </w:r>
+      <w:proofErr w:type="spellEnd"/>
+      <w:r>
+        <w:t xml:space="preserve"> </w:t>
+      </w:r>
+      <w:r>
+        <w:rPr>
+          <w:rStyle w:val="Grietas"/>
+          <w:b w:val="0"/>
+        </w:rPr>
+        <w:t>limitations</w:t>
+      </w:r>
+      <w:r>
+        <w:rPr>
+          <w:rStyle w:val="Grietas"/>
+          <w:b w:val="0"/>
+        </w:rPr>
+        <w:t>:</w:t>
+      </w:r>
+    </w:p>
+    <w:p>
+      <w:pPr>
+        <w:pStyle w:val="Sraopastraipa"/>
+        <w:numPr>
+          <w:ilvl w:val="0"/>
+          <w:numId w:val="2"/>
+        </w:numPr>
+        <w:spacing w:before="100" w:beforeAutospacing="1" w:after="100" w:afterAutospacing="1"/>
+        <w:jc w:val="both"/>
+      </w:pPr>
+      <w:r>
+        <w:rPr>
+          <w:b/>
+          <w:bCs/>
+        </w:rPr>
+        <w:lastRenderedPageBreak/>
+        <w:t>Simplified and unrealistic data generation model: t</w:t>
+      </w:r>
+      <w:r>
+        <w:rPr>
+          <w:b/>
+        </w:rPr>
+        <w:t xml:space="preserve">he data is generated using a </w:t>
+      </w:r>
+      <w:r>
+        <w:rPr>
+          <w:b/>
+          <w:bCs/>
+        </w:rPr>
+        <w:t>controlled random process</w:t>
+      </w:r>
+      <w:r>
+        <w:t>, not real-world phenomena.</w:t>
+      </w:r>
+      <w:r>
+        <w:t xml:space="preserve"> </w:t>
+      </w:r>
+      <w:r>
+        <w:t>Limitations:</w:t>
+      </w:r>
+      <w:r>
+        <w:t xml:space="preserve"> </w:t>
+      </w:r>
+      <w:r>
+        <w:t>Feature–label relationshi</w:t>
+      </w:r>
+      <w:r>
+        <w:t>ps are artificially constructed; n</w:t>
+      </w:r>
+      <w:r>
+        <w:t>o true s</w:t>
+      </w:r>
+      <w:r>
+        <w:t>emantic meaning behind features; l</w:t>
+      </w:r>
+      <w:r>
+        <w:t>imited represen</w:t>
+      </w:r>
+      <w:r>
+        <w:t xml:space="preserve">tation of real-world complexity. </w:t>
+      </w:r>
+      <w:r>
+        <w:t>This means the data often lacks realism compared to domains like education, text, or medical data.</w:t>
+      </w:r>
+    </w:p>
+    <w:p>
+      <w:pPr>
+        <w:pStyle w:val="Sraopastraipa"/>
+        <w:numPr>
+          <w:ilvl w:val="0"/>
+          <w:numId w:val="3"/>
+        </w:numPr>
+        <w:spacing w:before="100" w:beforeAutospacing="1" w:after="100" w:afterAutospacing="1"/>
+        <w:jc w:val="both"/>
+        <w:outlineLvl w:val="1"/>
+        <w:rPr>
+          <w:b/>
+          <w:bCs/>
+        </w:rPr>
+      </w:pPr>
+      <w:r>
+        <w:rPr>
+          <w:b/>
+          <w:bCs/>
+        </w:rPr>
+        <w:t>Limited control over complex label dependencies: a</w:t>
+      </w:r>
+      <w:r>
+        <w:t xml:space="preserve">lthough it allows some correlation via parameters like </w:t>
+      </w:r>
+      <w:proofErr w:type="spellStart"/>
+      <w:r>
+        <w:t>n_labels</w:t>
+      </w:r>
+      <w:proofErr w:type="spellEnd"/>
+      <w:r>
+        <w:t xml:space="preserve"> and length</w:t>
+      </w:r>
+      <w:r>
+        <w:t xml:space="preserve">, it </w:t>
+      </w:r>
+      <w:r>
+        <w:t xml:space="preserve">cannot model </w:t>
+      </w:r>
+      <w:r>
+        <w:t xml:space="preserve">rich hierarchical relationships, </w:t>
+      </w:r>
+      <w:r>
+        <w:t>cannot express conditional or context</w:t>
+      </w:r>
+      <w:r>
+        <w:t xml:space="preserve">ual dependencies between labels, </w:t>
+      </w:r>
+      <w:r>
+        <w:t>produces relatively si</w:t>
+      </w:r>
+      <w:r>
+        <w:t xml:space="preserve">mplistic co-occurrence patterns. </w:t>
+      </w:r>
+      <w:r>
+        <w:t>Real multi-label problems often have much more complex dependency st</w:t>
+      </w:r>
+      <w:r>
+        <w:t>ructures.</w:t>
+      </w:r>
+    </w:p>
+    <w:p>
+      <w:pPr>
+        <w:pStyle w:val="Sraopastraipa"/>
+        <w:numPr>
+          <w:ilvl w:val="0"/>
+          <w:numId w:val="5"/>
+        </w:numPr>
+        <w:spacing w:before="100" w:beforeAutospacing="1" w:after="100" w:afterAutospacing="1"/>
+        <w:jc w:val="both"/>
+        <w:outlineLvl w:val="1"/>
+        <w:rPr>
+          <w:b/>
+          <w:bCs/>
+        </w:rPr>
+      </w:pPr>
+      <w:r>
+        <w:rPr>
+          <w:b/>
+          <w:bCs/>
+        </w:rPr>
+        <w:t>Linear and synthetic feature generation: f</w:t>
+      </w:r>
+      <w:r>
+        <w:t xml:space="preserve">eatures are generated from </w:t>
+      </w:r>
+      <w:r>
+        <w:t>randoml</w:t>
+      </w:r>
+      <w:r>
+        <w:t xml:space="preserve">y assigned informative features; </w:t>
+      </w:r>
+      <w:r>
+        <w:t>linea</w:t>
+      </w:r>
+      <w:r>
+        <w:t xml:space="preserve">r combinations of label vectors; added noise. </w:t>
+      </w:r>
+      <w:r>
+        <w:t>Limitations:</w:t>
+      </w:r>
+      <w:r>
+        <w:t xml:space="preserve"> </w:t>
+      </w:r>
+      <w:r>
+        <w:t xml:space="preserve">mostly linear or weakly nonlinear </w:t>
+      </w:r>
+      <w:r>
+        <w:t xml:space="preserve">structure; </w:t>
+      </w:r>
+      <w:r>
+        <w:t>no temporal, seque</w:t>
+      </w:r>
+      <w:r>
+        <w:t xml:space="preserve">ntial, or graph-based structure; </w:t>
+      </w:r>
+      <w:r>
+        <w:t>no semantic s</w:t>
+      </w:r>
+      <w:r>
+        <w:t>tructure (e.g., text or images).</w:t>
+      </w:r>
+    </w:p>
+    <w:p>
+      <w:pPr>
+        <w:pStyle w:val="Sraopastraipa"/>
+        <w:numPr>
+          <w:ilvl w:val="0"/>
+          <w:numId w:val="7"/>
+        </w:numPr>
+        <w:spacing w:before="100" w:beforeAutospacing="1" w:after="100" w:afterAutospacing="1"/>
+        <w:jc w:val="both"/>
+        <w:outlineLvl w:val="1"/>
+        <w:rPr>
+          <w:b/>
+          <w:bCs/>
+        </w:rPr>
+      </w:pPr>
+      <w:r>
+        <w:rPr>
+          <w:b/>
+          <w:bCs/>
+        </w:rPr>
+        <w:t>No real-world noise characteristics</w:t>
+      </w:r>
+      <w:r>
+        <w:rPr>
+          <w:b/>
+          <w:bCs/>
+        </w:rPr>
+        <w:t>: r</w:t>
+      </w:r>
+      <w:r>
+        <w:t xml:space="preserve">eal datasets often include </w:t>
+      </w:r>
+      <w:r>
+        <w:t>missing values</w:t>
+      </w:r>
+      <w:r>
+        <w:t xml:space="preserve">, systematic bias, labeling errors from humans, domain-specific noise patterns. </w:t>
+      </w:r>
+      <w:r>
+        <w:t>In contrast, synthetic noise is:</w:t>
+      </w:r>
+      <w:r>
+        <w:t xml:space="preserve"> uniform, randomly distributed, not task-specific. T</w:t>
+      </w:r>
+      <w:r>
+        <w:t>his makes models behave more optimistically than in real settings.</w:t>
+      </w:r>
+    </w:p>
+    <w:p>
+      <w:pPr>
+        <w:pStyle w:val="Sraopastraipa"/>
+        <w:numPr>
+          <w:ilvl w:val="0"/>
+          <w:numId w:val="9"/>
+        </w:numPr>
+        <w:spacing w:before="100" w:beforeAutospacing="1" w:after="100" w:afterAutospacing="1"/>
+        <w:jc w:val="both"/>
+        <w:outlineLvl w:val="1"/>
+        <w:rPr>
+          <w:b/>
+          <w:bCs/>
+        </w:rPr>
+      </w:pPr>
+      <w:r>
+        <w:rPr>
+          <w:b/>
+          <w:bCs/>
+        </w:rPr>
+        <w:t>Lack of semantic interpretability</w:t>
+      </w:r>
+      <w:r>
+        <w:rPr>
+          <w:b/>
+          <w:bCs/>
+        </w:rPr>
+        <w:t xml:space="preserve">: </w:t>
+      </w:r>
+      <w:r>
+        <w:rPr>
+          <w:bCs/>
+        </w:rPr>
+        <w:t>there are n</w:t>
+      </w:r>
+      <w:r>
+        <w:t>o interpretable relationsh</w:t>
+      </w:r>
+      <w:r>
+        <w:t>ip to real behavior.</w:t>
+      </w:r>
+    </w:p>
+    <w:p>
+      <w:pPr>
+        <w:pStyle w:val="Sraopastraipa"/>
+        <w:numPr>
+          <w:ilvl w:val="0"/>
+          <w:numId w:val="11"/>
+        </w:numPr>
+        <w:spacing w:before="100" w:beforeAutospacing="1" w:after="100" w:afterAutospacing="1"/>
+        <w:jc w:val="both"/>
+        <w:outlineLvl w:val="1"/>
+        <w:rPr>
+          <w:b/>
+          <w:bCs/>
+        </w:rPr>
+      </w:pPr>
+      <w:r>
+        <w:rPr>
+          <w:b/>
+          <w:bCs/>
+        </w:rPr>
+        <w:t>No domain-specific constraints</w:t>
+      </w:r>
+      <w:r>
+        <w:rPr>
+          <w:b/>
+          <w:bCs/>
+        </w:rPr>
+        <w:t>: s</w:t>
+      </w:r>
+      <w:r>
+        <w:t>ynthetic data from this function does not capture:</w:t>
+      </w:r>
+      <w:r>
+        <w:t xml:space="preserve"> educational logic constraints, </w:t>
+      </w:r>
+      <w:r>
+        <w:t>medical or physical rules</w:t>
+      </w:r>
+      <w:r>
+        <w:t xml:space="preserve">, </w:t>
+      </w:r>
+      <w:r>
+        <w:t xml:space="preserve">user behavior </w:t>
+      </w:r>
+      <w:r>
+        <w:t xml:space="preserve">constraints, temporal evolution of behavior. </w:t>
+      </w:r>
+    </w:p>
+    <w:p>
+      <w:pPr>
+        <w:pStyle w:val="Sraopastraipa"/>
+        <w:numPr>
+          <w:ilvl w:val="0"/>
+          <w:numId w:val="12"/>
+        </w:numPr>
+        <w:spacing w:before="100" w:beforeAutospacing="1" w:after="100" w:afterAutospacing="1"/>
+        <w:jc w:val="both"/>
+        <w:outlineLvl w:val="1"/>
+      </w:pPr>
+      <w:r>
+        <w:rPr>
+          <w:b/>
+          <w:bCs/>
+        </w:rPr>
+        <w:t>Risk of overestimating model performance</w:t>
+      </w:r>
+      <w:r>
+        <w:rPr>
+          <w:b/>
+          <w:bCs/>
+        </w:rPr>
+        <w:t xml:space="preserve">: </w:t>
+      </w:r>
+      <w:r>
+        <w:rPr>
+          <w:bCs/>
+        </w:rPr>
+        <w:t>b</w:t>
+      </w:r>
+      <w:r>
+        <w:t xml:space="preserve">ecause the data is cleaner, more structured, less noisy than real data, models may </w:t>
+      </w:r>
+      <w:r>
+        <w:t>perform well on synthetic data but degrade significantly on real-world datasets</w:t>
+      </w:r>
+      <w:r>
+        <w:t>.</w:t>
+      </w:r>
+    </w:p>
+    <w:p>
+      <w:pPr>
+        <w:spacing w:before="100" w:beforeAutospacing="1" w:after="100" w:afterAutospacing="1"/>
+        <w:ind w:left="360"/>
+        <w:jc w:val="both"/>
+        <w:outlineLvl w:val="1"/>
+      </w:pPr>
+      <w:r>
+        <w:t xml:space="preserve">Synthetic data generated using </w:t>
+      </w:r>
+      <w:proofErr w:type="spellStart"/>
+      <w:r>
+        <w:rPr>
+          <w:rStyle w:val="HTMLkodas"/>
+          <w:rFonts w:ascii="Times New Roman" w:hAnsi="Times New Roman" w:cs="Times New Roman"/>
+          <w:i/>
+          <w:sz w:val="24"/>
+          <w:szCs w:val="24"/>
+        </w:rPr>
+        <w:t>make_multilabel_classification</w:t>
+      </w:r>
+      <w:proofErr w:type="spellEnd"/>
+      <w:r>
+        <w:t xml:space="preserve"> from </w:t>
+      </w:r>
+      <w:proofErr w:type="spellStart"/>
+      <w:r>
+        <w:rPr>
+          <w:rStyle w:val="whitespace-normal"/>
+        </w:rPr>
+        <w:t>scikit</w:t>
+      </w:r>
+      <w:proofErr w:type="spellEnd"/>
+      <w:r>
+        <w:rPr>
+          <w:rStyle w:val="whitespace-normal"/>
+        </w:rPr>
+        <w:t>-learn</w:t>
+      </w:r>
+      <w:r>
+        <w:t xml:space="preserve"> provides a controlled environment for preliminary evaluation of multi-label learning algorithms; however, it does not fully reflect the complexity of multi-dimensional student learning style modelling. In particular, the generated data lacks realistic semantic interpretation of features, domain-specific </w:t>
+      </w:r>
+      <w:r>
+        <w:t>behavioral</w:t>
+      </w:r>
+      <w:bookmarkStart w:id="0" w:name="_GoBack"/>
+      <w:bookmarkEnd w:id="0"/>
+      <w:r>
+        <w:t xml:space="preserve"> patterns, and naturally occurring dependencies between learning style dimensions as observed in real educational environments such as </w:t>
+      </w:r>
+      <w:r>
+        <w:rPr>
+          <w:rStyle w:val="whitespace-normal"/>
+        </w:rPr>
+        <w:t>Moodle</w:t>
+      </w:r>
+      <w:r>
+        <w:t xml:space="preserve">. Furthermore, the underlying generative process produces simplified and often linear relationships between features and labels, as well as artificially imposed rather than empirically derived label correlations. Consequently, while suitable for methodological validation, such synthetic data cannot fully capture the noise, heterogeneity, and contextual factors inherent in real student learning </w:t>
+      </w:r>
+      <w:r>
+        <w:t>behavior</w:t>
+      </w:r>
+      <w:r>
+        <w:t>, limiting the external validity of experimental findings.</w:t>
+      </w:r>
+    </w:p>
+    <w:p>
+      <w:pPr>
+        <w:rPr>
+          <w:rStyle w:val="Grietas"/>
+          <w:b w:val="0"/>
+        </w:rPr>
+      </w:pPr>
     </w:p>
     <w:p/>
     <w:sectPr>
@@ -1196,8 +1709,1796 @@
       </w:rPr>
     </w:lvl>
   </w:abstractNum>
+  <w:abstractNum w:abstractNumId="1" w15:restartNumberingAfterBreak="0">
+    <w:nsid w:val="01693DAF"/>
+    <w:multiLevelType w:val="multilevel"/>
+    <w:tmpl w:val="34F873E4"/>
+    <w:lvl w:ilvl="0">
+      <w:start w:val="1"/>
+      <w:numFmt w:val="bullet"/>
+      <w:lvlText w:val=""/>
+      <w:lvlJc w:val="left"/>
+      <w:pPr>
+        <w:tabs>
+          <w:tab w:val="num" w:pos="720"/>
+        </w:tabs>
+        <w:ind w:left="720" w:hanging="360"/>
+      </w:pPr>
+      <w:rPr>
+        <w:rFonts w:ascii="Symbol" w:hAnsi="Symbol" w:hint="default"/>
+        <w:sz w:val="20"/>
+      </w:rPr>
+    </w:lvl>
+    <w:lvl w:ilvl="1" w:tentative="1">
+      <w:start w:val="1"/>
+      <w:numFmt w:val="bullet"/>
+      <w:lvlText w:val="o"/>
+      <w:lvlJc w:val="left"/>
+      <w:pPr>
+        <w:tabs>
+          <w:tab w:val="num" w:pos="1440"/>
+        </w:tabs>
+        <w:ind w:left="1440" w:hanging="360"/>
+      </w:pPr>
+      <w:rPr>
+        <w:rFonts w:ascii="Courier New" w:hAnsi="Courier New" w:hint="default"/>
+        <w:sz w:val="20"/>
+      </w:rPr>
+    </w:lvl>
+    <w:lvl w:ilvl="2" w:tentative="1">
+      <w:start w:val="1"/>
+      <w:numFmt w:val="bullet"/>
+      <w:lvlText w:val=""/>
+      <w:lvlJc w:val="left"/>
+      <w:pPr>
+        <w:tabs>
+          <w:tab w:val="num" w:pos="2160"/>
+        </w:tabs>
+        <w:ind w:left="2160" w:hanging="360"/>
+      </w:pPr>
+      <w:rPr>
+        <w:rFonts w:ascii="Wingdings" w:hAnsi="Wingdings" w:hint="default"/>
+        <w:sz w:val="20"/>
+      </w:rPr>
+    </w:lvl>
+    <w:lvl w:ilvl="3" w:tentative="1">
+      <w:start w:val="1"/>
+      <w:numFmt w:val="bullet"/>
+      <w:lvlText w:val=""/>
+      <w:lvlJc w:val="left"/>
+      <w:pPr>
+        <w:tabs>
+          <w:tab w:val="num" w:pos="2880"/>
+        </w:tabs>
+        <w:ind w:left="2880" w:hanging="360"/>
+      </w:pPr>
+      <w:rPr>
+        <w:rFonts w:ascii="Wingdings" w:hAnsi="Wingdings" w:hint="default"/>
+        <w:sz w:val="20"/>
+      </w:rPr>
+    </w:lvl>
+    <w:lvl w:ilvl="4" w:tentative="1">
+      <w:start w:val="1"/>
+      <w:numFmt w:val="bullet"/>
+      <w:lvlText w:val=""/>
+      <w:lvlJc w:val="left"/>
+      <w:pPr>
+        <w:tabs>
+          <w:tab w:val="num" w:pos="3600"/>
+        </w:tabs>
+        <w:ind w:left="3600" w:hanging="360"/>
+      </w:pPr>
+      <w:rPr>
+        <w:rFonts w:ascii="Wingdings" w:hAnsi="Wingdings" w:hint="default"/>
+        <w:sz w:val="20"/>
+      </w:rPr>
+    </w:lvl>
+    <w:lvl w:ilvl="5" w:tentative="1">
+      <w:start w:val="1"/>
+      <w:numFmt w:val="bullet"/>
+      <w:lvlText w:val=""/>
+      <w:lvlJc w:val="left"/>
+      <w:pPr>
+        <w:tabs>
+          <w:tab w:val="num" w:pos="4320"/>
+        </w:tabs>
+        <w:ind w:left="4320" w:hanging="360"/>
+      </w:pPr>
+      <w:rPr>
+        <w:rFonts w:ascii="Wingdings" w:hAnsi="Wingdings" w:hint="default"/>
+        <w:sz w:val="20"/>
+      </w:rPr>
+    </w:lvl>
+    <w:lvl w:ilvl="6" w:tentative="1">
+      <w:start w:val="1"/>
+      <w:numFmt w:val="bullet"/>
+      <w:lvlText w:val=""/>
+      <w:lvlJc w:val="left"/>
+      <w:pPr>
+        <w:tabs>
+          <w:tab w:val="num" w:pos="5040"/>
+        </w:tabs>
+        <w:ind w:left="5040" w:hanging="360"/>
+      </w:pPr>
+      <w:rPr>
+        <w:rFonts w:ascii="Wingdings" w:hAnsi="Wingdings" w:hint="default"/>
+        <w:sz w:val="20"/>
+      </w:rPr>
+    </w:lvl>
+    <w:lvl w:ilvl="7" w:tentative="1">
+      <w:start w:val="1"/>
+      <w:numFmt w:val="bullet"/>
+      <w:lvlText w:val=""/>
+      <w:lvlJc w:val="left"/>
+      <w:pPr>
+        <w:tabs>
+          <w:tab w:val="num" w:pos="5760"/>
+        </w:tabs>
+        <w:ind w:left="5760" w:hanging="360"/>
+      </w:pPr>
+      <w:rPr>
+        <w:rFonts w:ascii="Wingdings" w:hAnsi="Wingdings" w:hint="default"/>
+        <w:sz w:val="20"/>
+      </w:rPr>
+    </w:lvl>
+    <w:lvl w:ilvl="8" w:tentative="1">
+      <w:start w:val="1"/>
+      <w:numFmt w:val="bullet"/>
+      <w:lvlText w:val=""/>
+      <w:lvlJc w:val="left"/>
+      <w:pPr>
+        <w:tabs>
+          <w:tab w:val="num" w:pos="6480"/>
+        </w:tabs>
+        <w:ind w:left="6480" w:hanging="360"/>
+      </w:pPr>
+      <w:rPr>
+        <w:rFonts w:ascii="Wingdings" w:hAnsi="Wingdings" w:hint="default"/>
+        <w:sz w:val="20"/>
+      </w:rPr>
+    </w:lvl>
+  </w:abstractNum>
+  <w:abstractNum w:abstractNumId="2" w15:restartNumberingAfterBreak="0">
+    <w:nsid w:val="036B5B91"/>
+    <w:multiLevelType w:val="multilevel"/>
+    <w:tmpl w:val="00AE944E"/>
+    <w:lvl w:ilvl="0">
+      <w:start w:val="1"/>
+      <w:numFmt w:val="bullet"/>
+      <w:lvlText w:val=""/>
+      <w:lvlJc w:val="left"/>
+      <w:pPr>
+        <w:tabs>
+          <w:tab w:val="num" w:pos="720"/>
+        </w:tabs>
+        <w:ind w:left="720" w:hanging="360"/>
+      </w:pPr>
+      <w:rPr>
+        <w:rFonts w:ascii="Symbol" w:hAnsi="Symbol" w:hint="default"/>
+        <w:sz w:val="20"/>
+      </w:rPr>
+    </w:lvl>
+    <w:lvl w:ilvl="1" w:tentative="1">
+      <w:start w:val="1"/>
+      <w:numFmt w:val="bullet"/>
+      <w:lvlText w:val="o"/>
+      <w:lvlJc w:val="left"/>
+      <w:pPr>
+        <w:tabs>
+          <w:tab w:val="num" w:pos="1440"/>
+        </w:tabs>
+        <w:ind w:left="1440" w:hanging="360"/>
+      </w:pPr>
+      <w:rPr>
+        <w:rFonts w:ascii="Courier New" w:hAnsi="Courier New" w:hint="default"/>
+        <w:sz w:val="20"/>
+      </w:rPr>
+    </w:lvl>
+    <w:lvl w:ilvl="2" w:tentative="1">
+      <w:start w:val="1"/>
+      <w:numFmt w:val="bullet"/>
+      <w:lvlText w:val=""/>
+      <w:lvlJc w:val="left"/>
+      <w:pPr>
+        <w:tabs>
+          <w:tab w:val="num" w:pos="2160"/>
+        </w:tabs>
+        <w:ind w:left="2160" w:hanging="360"/>
+      </w:pPr>
+      <w:rPr>
+        <w:rFonts w:ascii="Wingdings" w:hAnsi="Wingdings" w:hint="default"/>
+        <w:sz w:val="20"/>
+      </w:rPr>
+    </w:lvl>
+    <w:lvl w:ilvl="3" w:tentative="1">
+      <w:start w:val="1"/>
+      <w:numFmt w:val="bullet"/>
+      <w:lvlText w:val=""/>
+      <w:lvlJc w:val="left"/>
+      <w:pPr>
+        <w:tabs>
+          <w:tab w:val="num" w:pos="2880"/>
+        </w:tabs>
+        <w:ind w:left="2880" w:hanging="360"/>
+      </w:pPr>
+      <w:rPr>
+        <w:rFonts w:ascii="Wingdings" w:hAnsi="Wingdings" w:hint="default"/>
+        <w:sz w:val="20"/>
+      </w:rPr>
+    </w:lvl>
+    <w:lvl w:ilvl="4" w:tentative="1">
+      <w:start w:val="1"/>
+      <w:numFmt w:val="bullet"/>
+      <w:lvlText w:val=""/>
+      <w:lvlJc w:val="left"/>
+      <w:pPr>
+        <w:tabs>
+          <w:tab w:val="num" w:pos="3600"/>
+        </w:tabs>
+        <w:ind w:left="3600" w:hanging="360"/>
+      </w:pPr>
+      <w:rPr>
+        <w:rFonts w:ascii="Wingdings" w:hAnsi="Wingdings" w:hint="default"/>
+        <w:sz w:val="20"/>
+      </w:rPr>
+    </w:lvl>
+    <w:lvl w:ilvl="5" w:tentative="1">
+      <w:start w:val="1"/>
+      <w:numFmt w:val="bullet"/>
+      <w:lvlText w:val=""/>
+      <w:lvlJc w:val="left"/>
+      <w:pPr>
+        <w:tabs>
+          <w:tab w:val="num" w:pos="4320"/>
+        </w:tabs>
+        <w:ind w:left="4320" w:hanging="360"/>
+      </w:pPr>
+      <w:rPr>
+        <w:rFonts w:ascii="Wingdings" w:hAnsi="Wingdings" w:hint="default"/>
+        <w:sz w:val="20"/>
+      </w:rPr>
+    </w:lvl>
+    <w:lvl w:ilvl="6" w:tentative="1">
+      <w:start w:val="1"/>
+      <w:numFmt w:val="bullet"/>
+      <w:lvlText w:val=""/>
+      <w:lvlJc w:val="left"/>
+      <w:pPr>
+        <w:tabs>
+          <w:tab w:val="num" w:pos="5040"/>
+        </w:tabs>
+        <w:ind w:left="5040" w:hanging="360"/>
+      </w:pPr>
+      <w:rPr>
+        <w:rFonts w:ascii="Wingdings" w:hAnsi="Wingdings" w:hint="default"/>
+        <w:sz w:val="20"/>
+      </w:rPr>
+    </w:lvl>
+    <w:lvl w:ilvl="7" w:tentative="1">
+      <w:start w:val="1"/>
+      <w:numFmt w:val="bullet"/>
+      <w:lvlText w:val=""/>
+      <w:lvlJc w:val="left"/>
+      <w:pPr>
+        <w:tabs>
+          <w:tab w:val="num" w:pos="5760"/>
+        </w:tabs>
+        <w:ind w:left="5760" w:hanging="360"/>
+      </w:pPr>
+      <w:rPr>
+        <w:rFonts w:ascii="Wingdings" w:hAnsi="Wingdings" w:hint="default"/>
+        <w:sz w:val="20"/>
+      </w:rPr>
+    </w:lvl>
+    <w:lvl w:ilvl="8" w:tentative="1">
+      <w:start w:val="1"/>
+      <w:numFmt w:val="bullet"/>
+      <w:lvlText w:val=""/>
+      <w:lvlJc w:val="left"/>
+      <w:pPr>
+        <w:tabs>
+          <w:tab w:val="num" w:pos="6480"/>
+        </w:tabs>
+        <w:ind w:left="6480" w:hanging="360"/>
+      </w:pPr>
+      <w:rPr>
+        <w:rFonts w:ascii="Wingdings" w:hAnsi="Wingdings" w:hint="default"/>
+        <w:sz w:val="20"/>
+      </w:rPr>
+    </w:lvl>
+  </w:abstractNum>
+  <w:abstractNum w:abstractNumId="3" w15:restartNumberingAfterBreak="0">
+    <w:nsid w:val="04C80D3A"/>
+    <w:multiLevelType w:val="multilevel"/>
+    <w:tmpl w:val="49AA6340"/>
+    <w:lvl w:ilvl="0">
+      <w:start w:val="1"/>
+      <w:numFmt w:val="bullet"/>
+      <w:lvlText w:val=""/>
+      <w:lvlJc w:val="left"/>
+      <w:pPr>
+        <w:tabs>
+          <w:tab w:val="num" w:pos="720"/>
+        </w:tabs>
+        <w:ind w:left="720" w:hanging="360"/>
+      </w:pPr>
+      <w:rPr>
+        <w:rFonts w:ascii="Symbol" w:hAnsi="Symbol" w:hint="default"/>
+        <w:sz w:val="20"/>
+      </w:rPr>
+    </w:lvl>
+    <w:lvl w:ilvl="1" w:tentative="1">
+      <w:start w:val="1"/>
+      <w:numFmt w:val="bullet"/>
+      <w:lvlText w:val="o"/>
+      <w:lvlJc w:val="left"/>
+      <w:pPr>
+        <w:tabs>
+          <w:tab w:val="num" w:pos="1440"/>
+        </w:tabs>
+        <w:ind w:left="1440" w:hanging="360"/>
+      </w:pPr>
+      <w:rPr>
+        <w:rFonts w:ascii="Courier New" w:hAnsi="Courier New" w:hint="default"/>
+        <w:sz w:val="20"/>
+      </w:rPr>
+    </w:lvl>
+    <w:lvl w:ilvl="2" w:tentative="1">
+      <w:start w:val="1"/>
+      <w:numFmt w:val="bullet"/>
+      <w:lvlText w:val=""/>
+      <w:lvlJc w:val="left"/>
+      <w:pPr>
+        <w:tabs>
+          <w:tab w:val="num" w:pos="2160"/>
+        </w:tabs>
+        <w:ind w:left="2160" w:hanging="360"/>
+      </w:pPr>
+      <w:rPr>
+        <w:rFonts w:ascii="Wingdings" w:hAnsi="Wingdings" w:hint="default"/>
+        <w:sz w:val="20"/>
+      </w:rPr>
+    </w:lvl>
+    <w:lvl w:ilvl="3" w:tentative="1">
+      <w:start w:val="1"/>
+      <w:numFmt w:val="bullet"/>
+      <w:lvlText w:val=""/>
+      <w:lvlJc w:val="left"/>
+      <w:pPr>
+        <w:tabs>
+          <w:tab w:val="num" w:pos="2880"/>
+        </w:tabs>
+        <w:ind w:left="2880" w:hanging="360"/>
+      </w:pPr>
+      <w:rPr>
+        <w:rFonts w:ascii="Wingdings" w:hAnsi="Wingdings" w:hint="default"/>
+        <w:sz w:val="20"/>
+      </w:rPr>
+    </w:lvl>
+    <w:lvl w:ilvl="4" w:tentative="1">
+      <w:start w:val="1"/>
+      <w:numFmt w:val="bullet"/>
+      <w:lvlText w:val=""/>
+      <w:lvlJc w:val="left"/>
+      <w:pPr>
+        <w:tabs>
+          <w:tab w:val="num" w:pos="3600"/>
+        </w:tabs>
+        <w:ind w:left="3600" w:hanging="360"/>
+      </w:pPr>
+      <w:rPr>
+        <w:rFonts w:ascii="Wingdings" w:hAnsi="Wingdings" w:hint="default"/>
+        <w:sz w:val="20"/>
+      </w:rPr>
+    </w:lvl>
+    <w:lvl w:ilvl="5" w:tentative="1">
+      <w:start w:val="1"/>
+      <w:numFmt w:val="bullet"/>
+      <w:lvlText w:val=""/>
+      <w:lvlJc w:val="left"/>
+      <w:pPr>
+        <w:tabs>
+          <w:tab w:val="num" w:pos="4320"/>
+        </w:tabs>
+        <w:ind w:left="4320" w:hanging="360"/>
+      </w:pPr>
+      <w:rPr>
+        <w:rFonts w:ascii="Wingdings" w:hAnsi="Wingdings" w:hint="default"/>
+        <w:sz w:val="20"/>
+      </w:rPr>
+    </w:lvl>
+    <w:lvl w:ilvl="6" w:tentative="1">
+      <w:start w:val="1"/>
+      <w:numFmt w:val="bullet"/>
+      <w:lvlText w:val=""/>
+      <w:lvlJc w:val="left"/>
+      <w:pPr>
+        <w:tabs>
+          <w:tab w:val="num" w:pos="5040"/>
+        </w:tabs>
+        <w:ind w:left="5040" w:hanging="360"/>
+      </w:pPr>
+      <w:rPr>
+        <w:rFonts w:ascii="Wingdings" w:hAnsi="Wingdings" w:hint="default"/>
+        <w:sz w:val="20"/>
+      </w:rPr>
+    </w:lvl>
+    <w:lvl w:ilvl="7" w:tentative="1">
+      <w:start w:val="1"/>
+      <w:numFmt w:val="bullet"/>
+      <w:lvlText w:val=""/>
+      <w:lvlJc w:val="left"/>
+      <w:pPr>
+        <w:tabs>
+          <w:tab w:val="num" w:pos="5760"/>
+        </w:tabs>
+        <w:ind w:left="5760" w:hanging="360"/>
+      </w:pPr>
+      <w:rPr>
+        <w:rFonts w:ascii="Wingdings" w:hAnsi="Wingdings" w:hint="default"/>
+        <w:sz w:val="20"/>
+      </w:rPr>
+    </w:lvl>
+    <w:lvl w:ilvl="8" w:tentative="1">
+      <w:start w:val="1"/>
+      <w:numFmt w:val="bullet"/>
+      <w:lvlText w:val=""/>
+      <w:lvlJc w:val="left"/>
+      <w:pPr>
+        <w:tabs>
+          <w:tab w:val="num" w:pos="6480"/>
+        </w:tabs>
+        <w:ind w:left="6480" w:hanging="360"/>
+      </w:pPr>
+      <w:rPr>
+        <w:rFonts w:ascii="Wingdings" w:hAnsi="Wingdings" w:hint="default"/>
+        <w:sz w:val="20"/>
+      </w:rPr>
+    </w:lvl>
+  </w:abstractNum>
+  <w:abstractNum w:abstractNumId="4" w15:restartNumberingAfterBreak="0">
+    <w:nsid w:val="212F37E5"/>
+    <w:multiLevelType w:val="multilevel"/>
+    <w:tmpl w:val="3A0420FA"/>
+    <w:lvl w:ilvl="0">
+      <w:start w:val="1"/>
+      <w:numFmt w:val="bullet"/>
+      <w:lvlText w:val=""/>
+      <w:lvlJc w:val="left"/>
+      <w:pPr>
+        <w:tabs>
+          <w:tab w:val="num" w:pos="720"/>
+        </w:tabs>
+        <w:ind w:left="720" w:hanging="360"/>
+      </w:pPr>
+      <w:rPr>
+        <w:rFonts w:ascii="Symbol" w:hAnsi="Symbol" w:hint="default"/>
+        <w:sz w:val="20"/>
+      </w:rPr>
+    </w:lvl>
+    <w:lvl w:ilvl="1" w:tentative="1">
+      <w:start w:val="1"/>
+      <w:numFmt w:val="bullet"/>
+      <w:lvlText w:val="o"/>
+      <w:lvlJc w:val="left"/>
+      <w:pPr>
+        <w:tabs>
+          <w:tab w:val="num" w:pos="1440"/>
+        </w:tabs>
+        <w:ind w:left="1440" w:hanging="360"/>
+      </w:pPr>
+      <w:rPr>
+        <w:rFonts w:ascii="Courier New" w:hAnsi="Courier New" w:hint="default"/>
+        <w:sz w:val="20"/>
+      </w:rPr>
+    </w:lvl>
+    <w:lvl w:ilvl="2" w:tentative="1">
+      <w:start w:val="1"/>
+      <w:numFmt w:val="bullet"/>
+      <w:lvlText w:val=""/>
+      <w:lvlJc w:val="left"/>
+      <w:pPr>
+        <w:tabs>
+          <w:tab w:val="num" w:pos="2160"/>
+        </w:tabs>
+        <w:ind w:left="2160" w:hanging="360"/>
+      </w:pPr>
+      <w:rPr>
+        <w:rFonts w:ascii="Wingdings" w:hAnsi="Wingdings" w:hint="default"/>
+        <w:sz w:val="20"/>
+      </w:rPr>
+    </w:lvl>
+    <w:lvl w:ilvl="3" w:tentative="1">
+      <w:start w:val="1"/>
+      <w:numFmt w:val="bullet"/>
+      <w:lvlText w:val=""/>
+      <w:lvlJc w:val="left"/>
+      <w:pPr>
+        <w:tabs>
+          <w:tab w:val="num" w:pos="2880"/>
+        </w:tabs>
+        <w:ind w:left="2880" w:hanging="360"/>
+      </w:pPr>
+      <w:rPr>
+        <w:rFonts w:ascii="Wingdings" w:hAnsi="Wingdings" w:hint="default"/>
+        <w:sz w:val="20"/>
+      </w:rPr>
+    </w:lvl>
+    <w:lvl w:ilvl="4" w:tentative="1">
+      <w:start w:val="1"/>
+      <w:numFmt w:val="bullet"/>
+      <w:lvlText w:val=""/>
+      <w:lvlJc w:val="left"/>
+      <w:pPr>
+        <w:tabs>
+          <w:tab w:val="num" w:pos="3600"/>
+        </w:tabs>
+        <w:ind w:left="3600" w:hanging="360"/>
+      </w:pPr>
+      <w:rPr>
+        <w:rFonts w:ascii="Wingdings" w:hAnsi="Wingdings" w:hint="default"/>
+        <w:sz w:val="20"/>
+      </w:rPr>
+    </w:lvl>
+    <w:lvl w:ilvl="5" w:tentative="1">
+      <w:start w:val="1"/>
+      <w:numFmt w:val="bullet"/>
+      <w:lvlText w:val=""/>
+      <w:lvlJc w:val="left"/>
+      <w:pPr>
+        <w:tabs>
+          <w:tab w:val="num" w:pos="4320"/>
+        </w:tabs>
+        <w:ind w:left="4320" w:hanging="360"/>
+      </w:pPr>
+      <w:rPr>
+        <w:rFonts w:ascii="Wingdings" w:hAnsi="Wingdings" w:hint="default"/>
+        <w:sz w:val="20"/>
+      </w:rPr>
+    </w:lvl>
+    <w:lvl w:ilvl="6" w:tentative="1">
+      <w:start w:val="1"/>
+      <w:numFmt w:val="bullet"/>
+      <w:lvlText w:val=""/>
+      <w:lvlJc w:val="left"/>
+      <w:pPr>
+        <w:tabs>
+          <w:tab w:val="num" w:pos="5040"/>
+        </w:tabs>
+        <w:ind w:left="5040" w:hanging="360"/>
+      </w:pPr>
+      <w:rPr>
+        <w:rFonts w:ascii="Wingdings" w:hAnsi="Wingdings" w:hint="default"/>
+        <w:sz w:val="20"/>
+      </w:rPr>
+    </w:lvl>
+    <w:lvl w:ilvl="7" w:tentative="1">
+      <w:start w:val="1"/>
+      <w:numFmt w:val="bullet"/>
+      <w:lvlText w:val=""/>
+      <w:lvlJc w:val="left"/>
+      <w:pPr>
+        <w:tabs>
+          <w:tab w:val="num" w:pos="5760"/>
+        </w:tabs>
+        <w:ind w:left="5760" w:hanging="360"/>
+      </w:pPr>
+      <w:rPr>
+        <w:rFonts w:ascii="Wingdings" w:hAnsi="Wingdings" w:hint="default"/>
+        <w:sz w:val="20"/>
+      </w:rPr>
+    </w:lvl>
+    <w:lvl w:ilvl="8" w:tentative="1">
+      <w:start w:val="1"/>
+      <w:numFmt w:val="bullet"/>
+      <w:lvlText w:val=""/>
+      <w:lvlJc w:val="left"/>
+      <w:pPr>
+        <w:tabs>
+          <w:tab w:val="num" w:pos="6480"/>
+        </w:tabs>
+        <w:ind w:left="6480" w:hanging="360"/>
+      </w:pPr>
+      <w:rPr>
+        <w:rFonts w:ascii="Wingdings" w:hAnsi="Wingdings" w:hint="default"/>
+        <w:sz w:val="20"/>
+      </w:rPr>
+    </w:lvl>
+  </w:abstractNum>
+  <w:abstractNum w:abstractNumId="5" w15:restartNumberingAfterBreak="0">
+    <w:nsid w:val="22B93FD0"/>
+    <w:multiLevelType w:val="multilevel"/>
+    <w:tmpl w:val="9B244044"/>
+    <w:lvl w:ilvl="0">
+      <w:start w:val="1"/>
+      <w:numFmt w:val="bullet"/>
+      <w:lvlText w:val=""/>
+      <w:lvlJc w:val="left"/>
+      <w:pPr>
+        <w:tabs>
+          <w:tab w:val="num" w:pos="720"/>
+        </w:tabs>
+        <w:ind w:left="720" w:hanging="360"/>
+      </w:pPr>
+      <w:rPr>
+        <w:rFonts w:ascii="Symbol" w:hAnsi="Symbol" w:hint="default"/>
+        <w:sz w:val="20"/>
+      </w:rPr>
+    </w:lvl>
+    <w:lvl w:ilvl="1" w:tentative="1">
+      <w:start w:val="1"/>
+      <w:numFmt w:val="bullet"/>
+      <w:lvlText w:val="o"/>
+      <w:lvlJc w:val="left"/>
+      <w:pPr>
+        <w:tabs>
+          <w:tab w:val="num" w:pos="1440"/>
+        </w:tabs>
+        <w:ind w:left="1440" w:hanging="360"/>
+      </w:pPr>
+      <w:rPr>
+        <w:rFonts w:ascii="Courier New" w:hAnsi="Courier New" w:hint="default"/>
+        <w:sz w:val="20"/>
+      </w:rPr>
+    </w:lvl>
+    <w:lvl w:ilvl="2" w:tentative="1">
+      <w:start w:val="1"/>
+      <w:numFmt w:val="bullet"/>
+      <w:lvlText w:val=""/>
+      <w:lvlJc w:val="left"/>
+      <w:pPr>
+        <w:tabs>
+          <w:tab w:val="num" w:pos="2160"/>
+        </w:tabs>
+        <w:ind w:left="2160" w:hanging="360"/>
+      </w:pPr>
+      <w:rPr>
+        <w:rFonts w:ascii="Wingdings" w:hAnsi="Wingdings" w:hint="default"/>
+        <w:sz w:val="20"/>
+      </w:rPr>
+    </w:lvl>
+    <w:lvl w:ilvl="3" w:tentative="1">
+      <w:start w:val="1"/>
+      <w:numFmt w:val="bullet"/>
+      <w:lvlText w:val=""/>
+      <w:lvlJc w:val="left"/>
+      <w:pPr>
+        <w:tabs>
+          <w:tab w:val="num" w:pos="2880"/>
+        </w:tabs>
+        <w:ind w:left="2880" w:hanging="360"/>
+      </w:pPr>
+      <w:rPr>
+        <w:rFonts w:ascii="Wingdings" w:hAnsi="Wingdings" w:hint="default"/>
+        <w:sz w:val="20"/>
+      </w:rPr>
+    </w:lvl>
+    <w:lvl w:ilvl="4" w:tentative="1">
+      <w:start w:val="1"/>
+      <w:numFmt w:val="bullet"/>
+      <w:lvlText w:val=""/>
+      <w:lvlJc w:val="left"/>
+      <w:pPr>
+        <w:tabs>
+          <w:tab w:val="num" w:pos="3600"/>
+        </w:tabs>
+        <w:ind w:left="3600" w:hanging="360"/>
+      </w:pPr>
+      <w:rPr>
+        <w:rFonts w:ascii="Wingdings" w:hAnsi="Wingdings" w:hint="default"/>
+        <w:sz w:val="20"/>
+      </w:rPr>
+    </w:lvl>
+    <w:lvl w:ilvl="5" w:tentative="1">
+      <w:start w:val="1"/>
+      <w:numFmt w:val="bullet"/>
+      <w:lvlText w:val=""/>
+      <w:lvlJc w:val="left"/>
+      <w:pPr>
+        <w:tabs>
+          <w:tab w:val="num" w:pos="4320"/>
+        </w:tabs>
+        <w:ind w:left="4320" w:hanging="360"/>
+      </w:pPr>
+      <w:rPr>
+        <w:rFonts w:ascii="Wingdings" w:hAnsi="Wingdings" w:hint="default"/>
+        <w:sz w:val="20"/>
+      </w:rPr>
+    </w:lvl>
+    <w:lvl w:ilvl="6" w:tentative="1">
+      <w:start w:val="1"/>
+      <w:numFmt w:val="bullet"/>
+      <w:lvlText w:val=""/>
+      <w:lvlJc w:val="left"/>
+      <w:pPr>
+        <w:tabs>
+          <w:tab w:val="num" w:pos="5040"/>
+        </w:tabs>
+        <w:ind w:left="5040" w:hanging="360"/>
+      </w:pPr>
+      <w:rPr>
+        <w:rFonts w:ascii="Wingdings" w:hAnsi="Wingdings" w:hint="default"/>
+        <w:sz w:val="20"/>
+      </w:rPr>
+    </w:lvl>
+    <w:lvl w:ilvl="7" w:tentative="1">
+      <w:start w:val="1"/>
+      <w:numFmt w:val="bullet"/>
+      <w:lvlText w:val=""/>
+      <w:lvlJc w:val="left"/>
+      <w:pPr>
+        <w:tabs>
+          <w:tab w:val="num" w:pos="5760"/>
+        </w:tabs>
+        <w:ind w:left="5760" w:hanging="360"/>
+      </w:pPr>
+      <w:rPr>
+        <w:rFonts w:ascii="Wingdings" w:hAnsi="Wingdings" w:hint="default"/>
+        <w:sz w:val="20"/>
+      </w:rPr>
+    </w:lvl>
+    <w:lvl w:ilvl="8" w:tentative="1">
+      <w:start w:val="1"/>
+      <w:numFmt w:val="bullet"/>
+      <w:lvlText w:val=""/>
+      <w:lvlJc w:val="left"/>
+      <w:pPr>
+        <w:tabs>
+          <w:tab w:val="num" w:pos="6480"/>
+        </w:tabs>
+        <w:ind w:left="6480" w:hanging="360"/>
+      </w:pPr>
+      <w:rPr>
+        <w:rFonts w:ascii="Wingdings" w:hAnsi="Wingdings" w:hint="default"/>
+        <w:sz w:val="20"/>
+      </w:rPr>
+    </w:lvl>
+  </w:abstractNum>
+  <w:abstractNum w:abstractNumId="6" w15:restartNumberingAfterBreak="0">
+    <w:nsid w:val="30BD07F7"/>
+    <w:multiLevelType w:val="multilevel"/>
+    <w:tmpl w:val="5F1E5F3E"/>
+    <w:lvl w:ilvl="0">
+      <w:start w:val="1"/>
+      <w:numFmt w:val="bullet"/>
+      <w:lvlText w:val=""/>
+      <w:lvlJc w:val="left"/>
+      <w:pPr>
+        <w:tabs>
+          <w:tab w:val="num" w:pos="720"/>
+        </w:tabs>
+        <w:ind w:left="720" w:hanging="360"/>
+      </w:pPr>
+      <w:rPr>
+        <w:rFonts w:ascii="Symbol" w:hAnsi="Symbol" w:hint="default"/>
+        <w:sz w:val="20"/>
+      </w:rPr>
+    </w:lvl>
+    <w:lvl w:ilvl="1" w:tentative="1">
+      <w:start w:val="1"/>
+      <w:numFmt w:val="bullet"/>
+      <w:lvlText w:val="o"/>
+      <w:lvlJc w:val="left"/>
+      <w:pPr>
+        <w:tabs>
+          <w:tab w:val="num" w:pos="1440"/>
+        </w:tabs>
+        <w:ind w:left="1440" w:hanging="360"/>
+      </w:pPr>
+      <w:rPr>
+        <w:rFonts w:ascii="Courier New" w:hAnsi="Courier New" w:hint="default"/>
+        <w:sz w:val="20"/>
+      </w:rPr>
+    </w:lvl>
+    <w:lvl w:ilvl="2" w:tentative="1">
+      <w:start w:val="1"/>
+      <w:numFmt w:val="bullet"/>
+      <w:lvlText w:val=""/>
+      <w:lvlJc w:val="left"/>
+      <w:pPr>
+        <w:tabs>
+          <w:tab w:val="num" w:pos="2160"/>
+        </w:tabs>
+        <w:ind w:left="2160" w:hanging="360"/>
+      </w:pPr>
+      <w:rPr>
+        <w:rFonts w:ascii="Wingdings" w:hAnsi="Wingdings" w:hint="default"/>
+        <w:sz w:val="20"/>
+      </w:rPr>
+    </w:lvl>
+    <w:lvl w:ilvl="3" w:tentative="1">
+      <w:start w:val="1"/>
+      <w:numFmt w:val="bullet"/>
+      <w:lvlText w:val=""/>
+      <w:lvlJc w:val="left"/>
+      <w:pPr>
+        <w:tabs>
+          <w:tab w:val="num" w:pos="2880"/>
+        </w:tabs>
+        <w:ind w:left="2880" w:hanging="360"/>
+      </w:pPr>
+      <w:rPr>
+        <w:rFonts w:ascii="Wingdings" w:hAnsi="Wingdings" w:hint="default"/>
+        <w:sz w:val="20"/>
+      </w:rPr>
+    </w:lvl>
+    <w:lvl w:ilvl="4" w:tentative="1">
+      <w:start w:val="1"/>
+      <w:numFmt w:val="bullet"/>
+      <w:lvlText w:val=""/>
+      <w:lvlJc w:val="left"/>
+      <w:pPr>
+        <w:tabs>
+          <w:tab w:val="num" w:pos="3600"/>
+        </w:tabs>
+        <w:ind w:left="3600" w:hanging="360"/>
+      </w:pPr>
+      <w:rPr>
+        <w:rFonts w:ascii="Wingdings" w:hAnsi="Wingdings" w:hint="default"/>
+        <w:sz w:val="20"/>
+      </w:rPr>
+    </w:lvl>
+    <w:lvl w:ilvl="5" w:tentative="1">
+      <w:start w:val="1"/>
+      <w:numFmt w:val="bullet"/>
+      <w:lvlText w:val=""/>
+      <w:lvlJc w:val="left"/>
+      <w:pPr>
+        <w:tabs>
+          <w:tab w:val="num" w:pos="4320"/>
+        </w:tabs>
+        <w:ind w:left="4320" w:hanging="360"/>
+      </w:pPr>
+      <w:rPr>
+        <w:rFonts w:ascii="Wingdings" w:hAnsi="Wingdings" w:hint="default"/>
+        <w:sz w:val="20"/>
+      </w:rPr>
+    </w:lvl>
+    <w:lvl w:ilvl="6" w:tentative="1">
+      <w:start w:val="1"/>
+      <w:numFmt w:val="bullet"/>
+      <w:lvlText w:val=""/>
+      <w:lvlJc w:val="left"/>
+      <w:pPr>
+        <w:tabs>
+          <w:tab w:val="num" w:pos="5040"/>
+        </w:tabs>
+        <w:ind w:left="5040" w:hanging="360"/>
+      </w:pPr>
+      <w:rPr>
+        <w:rFonts w:ascii="Wingdings" w:hAnsi="Wingdings" w:hint="default"/>
+        <w:sz w:val="20"/>
+      </w:rPr>
+    </w:lvl>
+    <w:lvl w:ilvl="7" w:tentative="1">
+      <w:start w:val="1"/>
+      <w:numFmt w:val="bullet"/>
+      <w:lvlText w:val=""/>
+      <w:lvlJc w:val="left"/>
+      <w:pPr>
+        <w:tabs>
+          <w:tab w:val="num" w:pos="5760"/>
+        </w:tabs>
+        <w:ind w:left="5760" w:hanging="360"/>
+      </w:pPr>
+      <w:rPr>
+        <w:rFonts w:ascii="Wingdings" w:hAnsi="Wingdings" w:hint="default"/>
+        <w:sz w:val="20"/>
+      </w:rPr>
+    </w:lvl>
+    <w:lvl w:ilvl="8" w:tentative="1">
+      <w:start w:val="1"/>
+      <w:numFmt w:val="bullet"/>
+      <w:lvlText w:val=""/>
+      <w:lvlJc w:val="left"/>
+      <w:pPr>
+        <w:tabs>
+          <w:tab w:val="num" w:pos="6480"/>
+        </w:tabs>
+        <w:ind w:left="6480" w:hanging="360"/>
+      </w:pPr>
+      <w:rPr>
+        <w:rFonts w:ascii="Wingdings" w:hAnsi="Wingdings" w:hint="default"/>
+        <w:sz w:val="20"/>
+      </w:rPr>
+    </w:lvl>
+  </w:abstractNum>
+  <w:abstractNum w:abstractNumId="7" w15:restartNumberingAfterBreak="0">
+    <w:nsid w:val="37376DD0"/>
+    <w:multiLevelType w:val="multilevel"/>
+    <w:tmpl w:val="48FA3098"/>
+    <w:lvl w:ilvl="0">
+      <w:start w:val="1"/>
+      <w:numFmt w:val="bullet"/>
+      <w:lvlText w:val=""/>
+      <w:lvlJc w:val="left"/>
+      <w:pPr>
+        <w:tabs>
+          <w:tab w:val="num" w:pos="720"/>
+        </w:tabs>
+        <w:ind w:left="720" w:hanging="360"/>
+      </w:pPr>
+      <w:rPr>
+        <w:rFonts w:ascii="Symbol" w:hAnsi="Symbol" w:hint="default"/>
+        <w:sz w:val="20"/>
+      </w:rPr>
+    </w:lvl>
+    <w:lvl w:ilvl="1" w:tentative="1">
+      <w:start w:val="1"/>
+      <w:numFmt w:val="bullet"/>
+      <w:lvlText w:val="o"/>
+      <w:lvlJc w:val="left"/>
+      <w:pPr>
+        <w:tabs>
+          <w:tab w:val="num" w:pos="1440"/>
+        </w:tabs>
+        <w:ind w:left="1440" w:hanging="360"/>
+      </w:pPr>
+      <w:rPr>
+        <w:rFonts w:ascii="Courier New" w:hAnsi="Courier New" w:hint="default"/>
+        <w:sz w:val="20"/>
+      </w:rPr>
+    </w:lvl>
+    <w:lvl w:ilvl="2" w:tentative="1">
+      <w:start w:val="1"/>
+      <w:numFmt w:val="bullet"/>
+      <w:lvlText w:val=""/>
+      <w:lvlJc w:val="left"/>
+      <w:pPr>
+        <w:tabs>
+          <w:tab w:val="num" w:pos="2160"/>
+        </w:tabs>
+        <w:ind w:left="2160" w:hanging="360"/>
+      </w:pPr>
+      <w:rPr>
+        <w:rFonts w:ascii="Wingdings" w:hAnsi="Wingdings" w:hint="default"/>
+        <w:sz w:val="20"/>
+      </w:rPr>
+    </w:lvl>
+    <w:lvl w:ilvl="3" w:tentative="1">
+      <w:start w:val="1"/>
+      <w:numFmt w:val="bullet"/>
+      <w:lvlText w:val=""/>
+      <w:lvlJc w:val="left"/>
+      <w:pPr>
+        <w:tabs>
+          <w:tab w:val="num" w:pos="2880"/>
+        </w:tabs>
+        <w:ind w:left="2880" w:hanging="360"/>
+      </w:pPr>
+      <w:rPr>
+        <w:rFonts w:ascii="Wingdings" w:hAnsi="Wingdings" w:hint="default"/>
+        <w:sz w:val="20"/>
+      </w:rPr>
+    </w:lvl>
+    <w:lvl w:ilvl="4" w:tentative="1">
+      <w:start w:val="1"/>
+      <w:numFmt w:val="bullet"/>
+      <w:lvlText w:val=""/>
+      <w:lvlJc w:val="left"/>
+      <w:pPr>
+        <w:tabs>
+          <w:tab w:val="num" w:pos="3600"/>
+        </w:tabs>
+        <w:ind w:left="3600" w:hanging="360"/>
+      </w:pPr>
+      <w:rPr>
+        <w:rFonts w:ascii="Wingdings" w:hAnsi="Wingdings" w:hint="default"/>
+        <w:sz w:val="20"/>
+      </w:rPr>
+    </w:lvl>
+    <w:lvl w:ilvl="5" w:tentative="1">
+      <w:start w:val="1"/>
+      <w:numFmt w:val="bullet"/>
+      <w:lvlText w:val=""/>
+      <w:lvlJc w:val="left"/>
+      <w:pPr>
+        <w:tabs>
+          <w:tab w:val="num" w:pos="4320"/>
+        </w:tabs>
+        <w:ind w:left="4320" w:hanging="360"/>
+      </w:pPr>
+      <w:rPr>
+        <w:rFonts w:ascii="Wingdings" w:hAnsi="Wingdings" w:hint="default"/>
+        <w:sz w:val="20"/>
+      </w:rPr>
+    </w:lvl>
+    <w:lvl w:ilvl="6" w:tentative="1">
+      <w:start w:val="1"/>
+      <w:numFmt w:val="bullet"/>
+      <w:lvlText w:val=""/>
+      <w:lvlJc w:val="left"/>
+      <w:pPr>
+        <w:tabs>
+          <w:tab w:val="num" w:pos="5040"/>
+        </w:tabs>
+        <w:ind w:left="5040" w:hanging="360"/>
+      </w:pPr>
+      <w:rPr>
+        <w:rFonts w:ascii="Wingdings" w:hAnsi="Wingdings" w:hint="default"/>
+        <w:sz w:val="20"/>
+      </w:rPr>
+    </w:lvl>
+    <w:lvl w:ilvl="7" w:tentative="1">
+      <w:start w:val="1"/>
+      <w:numFmt w:val="bullet"/>
+      <w:lvlText w:val=""/>
+      <w:lvlJc w:val="left"/>
+      <w:pPr>
+        <w:tabs>
+          <w:tab w:val="num" w:pos="5760"/>
+        </w:tabs>
+        <w:ind w:left="5760" w:hanging="360"/>
+      </w:pPr>
+      <w:rPr>
+        <w:rFonts w:ascii="Wingdings" w:hAnsi="Wingdings" w:hint="default"/>
+        <w:sz w:val="20"/>
+      </w:rPr>
+    </w:lvl>
+    <w:lvl w:ilvl="8" w:tentative="1">
+      <w:start w:val="1"/>
+      <w:numFmt w:val="bullet"/>
+      <w:lvlText w:val=""/>
+      <w:lvlJc w:val="left"/>
+      <w:pPr>
+        <w:tabs>
+          <w:tab w:val="num" w:pos="6480"/>
+        </w:tabs>
+        <w:ind w:left="6480" w:hanging="360"/>
+      </w:pPr>
+      <w:rPr>
+        <w:rFonts w:ascii="Wingdings" w:hAnsi="Wingdings" w:hint="default"/>
+        <w:sz w:val="20"/>
+      </w:rPr>
+    </w:lvl>
+  </w:abstractNum>
+  <w:abstractNum w:abstractNumId="8" w15:restartNumberingAfterBreak="0">
+    <w:nsid w:val="43990038"/>
+    <w:multiLevelType w:val="multilevel"/>
+    <w:tmpl w:val="37D68240"/>
+    <w:lvl w:ilvl="0">
+      <w:start w:val="1"/>
+      <w:numFmt w:val="bullet"/>
+      <w:lvlText w:val=""/>
+      <w:lvlJc w:val="left"/>
+      <w:pPr>
+        <w:tabs>
+          <w:tab w:val="num" w:pos="720"/>
+        </w:tabs>
+        <w:ind w:left="720" w:hanging="360"/>
+      </w:pPr>
+      <w:rPr>
+        <w:rFonts w:ascii="Symbol" w:hAnsi="Symbol" w:hint="default"/>
+        <w:sz w:val="20"/>
+      </w:rPr>
+    </w:lvl>
+    <w:lvl w:ilvl="1" w:tentative="1">
+      <w:start w:val="1"/>
+      <w:numFmt w:val="bullet"/>
+      <w:lvlText w:val="o"/>
+      <w:lvlJc w:val="left"/>
+      <w:pPr>
+        <w:tabs>
+          <w:tab w:val="num" w:pos="1440"/>
+        </w:tabs>
+        <w:ind w:left="1440" w:hanging="360"/>
+      </w:pPr>
+      <w:rPr>
+        <w:rFonts w:ascii="Courier New" w:hAnsi="Courier New" w:hint="default"/>
+        <w:sz w:val="20"/>
+      </w:rPr>
+    </w:lvl>
+    <w:lvl w:ilvl="2" w:tentative="1">
+      <w:start w:val="1"/>
+      <w:numFmt w:val="bullet"/>
+      <w:lvlText w:val=""/>
+      <w:lvlJc w:val="left"/>
+      <w:pPr>
+        <w:tabs>
+          <w:tab w:val="num" w:pos="2160"/>
+        </w:tabs>
+        <w:ind w:left="2160" w:hanging="360"/>
+      </w:pPr>
+      <w:rPr>
+        <w:rFonts w:ascii="Wingdings" w:hAnsi="Wingdings" w:hint="default"/>
+        <w:sz w:val="20"/>
+      </w:rPr>
+    </w:lvl>
+    <w:lvl w:ilvl="3" w:tentative="1">
+      <w:start w:val="1"/>
+      <w:numFmt w:val="bullet"/>
+      <w:lvlText w:val=""/>
+      <w:lvlJc w:val="left"/>
+      <w:pPr>
+        <w:tabs>
+          <w:tab w:val="num" w:pos="2880"/>
+        </w:tabs>
+        <w:ind w:left="2880" w:hanging="360"/>
+      </w:pPr>
+      <w:rPr>
+        <w:rFonts w:ascii="Wingdings" w:hAnsi="Wingdings" w:hint="default"/>
+        <w:sz w:val="20"/>
+      </w:rPr>
+    </w:lvl>
+    <w:lvl w:ilvl="4" w:tentative="1">
+      <w:start w:val="1"/>
+      <w:numFmt w:val="bullet"/>
+      <w:lvlText w:val=""/>
+      <w:lvlJc w:val="left"/>
+      <w:pPr>
+        <w:tabs>
+          <w:tab w:val="num" w:pos="3600"/>
+        </w:tabs>
+        <w:ind w:left="3600" w:hanging="360"/>
+      </w:pPr>
+      <w:rPr>
+        <w:rFonts w:ascii="Wingdings" w:hAnsi="Wingdings" w:hint="default"/>
+        <w:sz w:val="20"/>
+      </w:rPr>
+    </w:lvl>
+    <w:lvl w:ilvl="5" w:tentative="1">
+      <w:start w:val="1"/>
+      <w:numFmt w:val="bullet"/>
+      <w:lvlText w:val=""/>
+      <w:lvlJc w:val="left"/>
+      <w:pPr>
+        <w:tabs>
+          <w:tab w:val="num" w:pos="4320"/>
+        </w:tabs>
+        <w:ind w:left="4320" w:hanging="360"/>
+      </w:pPr>
+      <w:rPr>
+        <w:rFonts w:ascii="Wingdings" w:hAnsi="Wingdings" w:hint="default"/>
+        <w:sz w:val="20"/>
+      </w:rPr>
+    </w:lvl>
+    <w:lvl w:ilvl="6" w:tentative="1">
+      <w:start w:val="1"/>
+      <w:numFmt w:val="bullet"/>
+      <w:lvlText w:val=""/>
+      <w:lvlJc w:val="left"/>
+      <w:pPr>
+        <w:tabs>
+          <w:tab w:val="num" w:pos="5040"/>
+        </w:tabs>
+        <w:ind w:left="5040" w:hanging="360"/>
+      </w:pPr>
+      <w:rPr>
+        <w:rFonts w:ascii="Wingdings" w:hAnsi="Wingdings" w:hint="default"/>
+        <w:sz w:val="20"/>
+      </w:rPr>
+    </w:lvl>
+    <w:lvl w:ilvl="7" w:tentative="1">
+      <w:start w:val="1"/>
+      <w:numFmt w:val="bullet"/>
+      <w:lvlText w:val=""/>
+      <w:lvlJc w:val="left"/>
+      <w:pPr>
+        <w:tabs>
+          <w:tab w:val="num" w:pos="5760"/>
+        </w:tabs>
+        <w:ind w:left="5760" w:hanging="360"/>
+      </w:pPr>
+      <w:rPr>
+        <w:rFonts w:ascii="Wingdings" w:hAnsi="Wingdings" w:hint="default"/>
+        <w:sz w:val="20"/>
+      </w:rPr>
+    </w:lvl>
+    <w:lvl w:ilvl="8" w:tentative="1">
+      <w:start w:val="1"/>
+      <w:numFmt w:val="bullet"/>
+      <w:lvlText w:val=""/>
+      <w:lvlJc w:val="left"/>
+      <w:pPr>
+        <w:tabs>
+          <w:tab w:val="num" w:pos="6480"/>
+        </w:tabs>
+        <w:ind w:left="6480" w:hanging="360"/>
+      </w:pPr>
+      <w:rPr>
+        <w:rFonts w:ascii="Wingdings" w:hAnsi="Wingdings" w:hint="default"/>
+        <w:sz w:val="20"/>
+      </w:rPr>
+    </w:lvl>
+  </w:abstractNum>
+  <w:abstractNum w:abstractNumId="9" w15:restartNumberingAfterBreak="0">
+    <w:nsid w:val="498C523F"/>
+    <w:multiLevelType w:val="hybridMultilevel"/>
+    <w:tmpl w:val="EDD251D6"/>
+    <w:lvl w:ilvl="0" w:tplc="0409000B">
+      <w:start w:val="1"/>
+      <w:numFmt w:val="bullet"/>
+      <w:lvlText w:val=""/>
+      <w:lvlJc w:val="left"/>
+      <w:pPr>
+        <w:ind w:left="720" w:hanging="360"/>
+      </w:pPr>
+      <w:rPr>
+        <w:rFonts w:ascii="Wingdings" w:hAnsi="Wingdings" w:hint="default"/>
+      </w:rPr>
+    </w:lvl>
+    <w:lvl w:ilvl="1" w:tplc="04090003" w:tentative="1">
+      <w:start w:val="1"/>
+      <w:numFmt w:val="bullet"/>
+      <w:lvlText w:val="o"/>
+      <w:lvlJc w:val="left"/>
+      <w:pPr>
+        <w:ind w:left="1440" w:hanging="360"/>
+      </w:pPr>
+      <w:rPr>
+        <w:rFonts w:ascii="Courier New" w:hAnsi="Courier New" w:cs="Courier New" w:hint="default"/>
+      </w:rPr>
+    </w:lvl>
+    <w:lvl w:ilvl="2" w:tplc="04090005" w:tentative="1">
+      <w:start w:val="1"/>
+      <w:numFmt w:val="bullet"/>
+      <w:lvlText w:val=""/>
+      <w:lvlJc w:val="left"/>
+      <w:pPr>
+        <w:ind w:left="2160" w:hanging="360"/>
+      </w:pPr>
+      <w:rPr>
+        <w:rFonts w:ascii="Wingdings" w:hAnsi="Wingdings" w:hint="default"/>
+      </w:rPr>
+    </w:lvl>
+    <w:lvl w:ilvl="3" w:tplc="04090001" w:tentative="1">
+      <w:start w:val="1"/>
+      <w:numFmt w:val="bullet"/>
+      <w:lvlText w:val=""/>
+      <w:lvlJc w:val="left"/>
+      <w:pPr>
+        <w:ind w:left="2880" w:hanging="360"/>
+      </w:pPr>
+      <w:rPr>
+        <w:rFonts w:ascii="Symbol" w:hAnsi="Symbol" w:hint="default"/>
+      </w:rPr>
+    </w:lvl>
+    <w:lvl w:ilvl="4" w:tplc="04090003" w:tentative="1">
+      <w:start w:val="1"/>
+      <w:numFmt w:val="bullet"/>
+      <w:lvlText w:val="o"/>
+      <w:lvlJc w:val="left"/>
+      <w:pPr>
+        <w:ind w:left="3600" w:hanging="360"/>
+      </w:pPr>
+      <w:rPr>
+        <w:rFonts w:ascii="Courier New" w:hAnsi="Courier New" w:cs="Courier New" w:hint="default"/>
+      </w:rPr>
+    </w:lvl>
+    <w:lvl w:ilvl="5" w:tplc="04090005" w:tentative="1">
+      <w:start w:val="1"/>
+      <w:numFmt w:val="bullet"/>
+      <w:lvlText w:val=""/>
+      <w:lvlJc w:val="left"/>
+      <w:pPr>
+        <w:ind w:left="4320" w:hanging="360"/>
+      </w:pPr>
+      <w:rPr>
+        <w:rFonts w:ascii="Wingdings" w:hAnsi="Wingdings" w:hint="default"/>
+      </w:rPr>
+    </w:lvl>
+    <w:lvl w:ilvl="6" w:tplc="04090001" w:tentative="1">
+      <w:start w:val="1"/>
+      <w:numFmt w:val="bullet"/>
+      <w:lvlText w:val=""/>
+      <w:lvlJc w:val="left"/>
+      <w:pPr>
+        <w:ind w:left="5040" w:hanging="360"/>
+      </w:pPr>
+      <w:rPr>
+        <w:rFonts w:ascii="Symbol" w:hAnsi="Symbol" w:hint="default"/>
+      </w:rPr>
+    </w:lvl>
+    <w:lvl w:ilvl="7" w:tplc="04090003" w:tentative="1">
+      <w:start w:val="1"/>
+      <w:numFmt w:val="bullet"/>
+      <w:lvlText w:val="o"/>
+      <w:lvlJc w:val="left"/>
+      <w:pPr>
+        <w:ind w:left="5760" w:hanging="360"/>
+      </w:pPr>
+      <w:rPr>
+        <w:rFonts w:ascii="Courier New" w:hAnsi="Courier New" w:cs="Courier New" w:hint="default"/>
+      </w:rPr>
+    </w:lvl>
+    <w:lvl w:ilvl="8" w:tplc="04090005" w:tentative="1">
+      <w:start w:val="1"/>
+      <w:numFmt w:val="bullet"/>
+      <w:lvlText w:val=""/>
+      <w:lvlJc w:val="left"/>
+      <w:pPr>
+        <w:ind w:left="6480" w:hanging="360"/>
+      </w:pPr>
+      <w:rPr>
+        <w:rFonts w:ascii="Wingdings" w:hAnsi="Wingdings" w:hint="default"/>
+      </w:rPr>
+    </w:lvl>
+  </w:abstractNum>
+  <w:abstractNum w:abstractNumId="10" w15:restartNumberingAfterBreak="0">
+    <w:nsid w:val="4B58299B"/>
+    <w:multiLevelType w:val="multilevel"/>
+    <w:tmpl w:val="98B24D0A"/>
+    <w:lvl w:ilvl="0">
+      <w:start w:val="1"/>
+      <w:numFmt w:val="bullet"/>
+      <w:lvlText w:val=""/>
+      <w:lvlJc w:val="left"/>
+      <w:pPr>
+        <w:tabs>
+          <w:tab w:val="num" w:pos="720"/>
+        </w:tabs>
+        <w:ind w:left="720" w:hanging="360"/>
+      </w:pPr>
+      <w:rPr>
+        <w:rFonts w:ascii="Symbol" w:hAnsi="Symbol" w:hint="default"/>
+        <w:sz w:val="20"/>
+      </w:rPr>
+    </w:lvl>
+    <w:lvl w:ilvl="1" w:tentative="1">
+      <w:start w:val="1"/>
+      <w:numFmt w:val="bullet"/>
+      <w:lvlText w:val="o"/>
+      <w:lvlJc w:val="left"/>
+      <w:pPr>
+        <w:tabs>
+          <w:tab w:val="num" w:pos="1440"/>
+        </w:tabs>
+        <w:ind w:left="1440" w:hanging="360"/>
+      </w:pPr>
+      <w:rPr>
+        <w:rFonts w:ascii="Courier New" w:hAnsi="Courier New" w:hint="default"/>
+        <w:sz w:val="20"/>
+      </w:rPr>
+    </w:lvl>
+    <w:lvl w:ilvl="2" w:tentative="1">
+      <w:start w:val="1"/>
+      <w:numFmt w:val="bullet"/>
+      <w:lvlText w:val=""/>
+      <w:lvlJc w:val="left"/>
+      <w:pPr>
+        <w:tabs>
+          <w:tab w:val="num" w:pos="2160"/>
+        </w:tabs>
+        <w:ind w:left="2160" w:hanging="360"/>
+      </w:pPr>
+      <w:rPr>
+        <w:rFonts w:ascii="Wingdings" w:hAnsi="Wingdings" w:hint="default"/>
+        <w:sz w:val="20"/>
+      </w:rPr>
+    </w:lvl>
+    <w:lvl w:ilvl="3" w:tentative="1">
+      <w:start w:val="1"/>
+      <w:numFmt w:val="bullet"/>
+      <w:lvlText w:val=""/>
+      <w:lvlJc w:val="left"/>
+      <w:pPr>
+        <w:tabs>
+          <w:tab w:val="num" w:pos="2880"/>
+        </w:tabs>
+        <w:ind w:left="2880" w:hanging="360"/>
+      </w:pPr>
+      <w:rPr>
+        <w:rFonts w:ascii="Wingdings" w:hAnsi="Wingdings" w:hint="default"/>
+        <w:sz w:val="20"/>
+      </w:rPr>
+    </w:lvl>
+    <w:lvl w:ilvl="4" w:tentative="1">
+      <w:start w:val="1"/>
+      <w:numFmt w:val="bullet"/>
+      <w:lvlText w:val=""/>
+      <w:lvlJc w:val="left"/>
+      <w:pPr>
+        <w:tabs>
+          <w:tab w:val="num" w:pos="3600"/>
+        </w:tabs>
+        <w:ind w:left="3600" w:hanging="360"/>
+      </w:pPr>
+      <w:rPr>
+        <w:rFonts w:ascii="Wingdings" w:hAnsi="Wingdings" w:hint="default"/>
+        <w:sz w:val="20"/>
+      </w:rPr>
+    </w:lvl>
+    <w:lvl w:ilvl="5" w:tentative="1">
+      <w:start w:val="1"/>
+      <w:numFmt w:val="bullet"/>
+      <w:lvlText w:val=""/>
+      <w:lvlJc w:val="left"/>
+      <w:pPr>
+        <w:tabs>
+          <w:tab w:val="num" w:pos="4320"/>
+        </w:tabs>
+        <w:ind w:left="4320" w:hanging="360"/>
+      </w:pPr>
+      <w:rPr>
+        <w:rFonts w:ascii="Wingdings" w:hAnsi="Wingdings" w:hint="default"/>
+        <w:sz w:val="20"/>
+      </w:rPr>
+    </w:lvl>
+    <w:lvl w:ilvl="6" w:tentative="1">
+      <w:start w:val="1"/>
+      <w:numFmt w:val="bullet"/>
+      <w:lvlText w:val=""/>
+      <w:lvlJc w:val="left"/>
+      <w:pPr>
+        <w:tabs>
+          <w:tab w:val="num" w:pos="5040"/>
+        </w:tabs>
+        <w:ind w:left="5040" w:hanging="360"/>
+      </w:pPr>
+      <w:rPr>
+        <w:rFonts w:ascii="Wingdings" w:hAnsi="Wingdings" w:hint="default"/>
+        <w:sz w:val="20"/>
+      </w:rPr>
+    </w:lvl>
+    <w:lvl w:ilvl="7" w:tentative="1">
+      <w:start w:val="1"/>
+      <w:numFmt w:val="bullet"/>
+      <w:lvlText w:val=""/>
+      <w:lvlJc w:val="left"/>
+      <w:pPr>
+        <w:tabs>
+          <w:tab w:val="num" w:pos="5760"/>
+        </w:tabs>
+        <w:ind w:left="5760" w:hanging="360"/>
+      </w:pPr>
+      <w:rPr>
+        <w:rFonts w:ascii="Wingdings" w:hAnsi="Wingdings" w:hint="default"/>
+        <w:sz w:val="20"/>
+      </w:rPr>
+    </w:lvl>
+    <w:lvl w:ilvl="8" w:tentative="1">
+      <w:start w:val="1"/>
+      <w:numFmt w:val="bullet"/>
+      <w:lvlText w:val=""/>
+      <w:lvlJc w:val="left"/>
+      <w:pPr>
+        <w:tabs>
+          <w:tab w:val="num" w:pos="6480"/>
+        </w:tabs>
+        <w:ind w:left="6480" w:hanging="360"/>
+      </w:pPr>
+      <w:rPr>
+        <w:rFonts w:ascii="Wingdings" w:hAnsi="Wingdings" w:hint="default"/>
+        <w:sz w:val="20"/>
+      </w:rPr>
+    </w:lvl>
+  </w:abstractNum>
+  <w:abstractNum w:abstractNumId="11" w15:restartNumberingAfterBreak="0">
+    <w:nsid w:val="5098304B"/>
+    <w:multiLevelType w:val="multilevel"/>
+    <w:tmpl w:val="BBE49F58"/>
+    <w:lvl w:ilvl="0">
+      <w:start w:val="1"/>
+      <w:numFmt w:val="bullet"/>
+      <w:lvlText w:val=""/>
+      <w:lvlJc w:val="left"/>
+      <w:pPr>
+        <w:tabs>
+          <w:tab w:val="num" w:pos="720"/>
+        </w:tabs>
+        <w:ind w:left="720" w:hanging="360"/>
+      </w:pPr>
+      <w:rPr>
+        <w:rFonts w:ascii="Symbol" w:hAnsi="Symbol" w:hint="default"/>
+        <w:sz w:val="20"/>
+      </w:rPr>
+    </w:lvl>
+    <w:lvl w:ilvl="1" w:tentative="1">
+      <w:start w:val="1"/>
+      <w:numFmt w:val="bullet"/>
+      <w:lvlText w:val="o"/>
+      <w:lvlJc w:val="left"/>
+      <w:pPr>
+        <w:tabs>
+          <w:tab w:val="num" w:pos="1440"/>
+        </w:tabs>
+        <w:ind w:left="1440" w:hanging="360"/>
+      </w:pPr>
+      <w:rPr>
+        <w:rFonts w:ascii="Courier New" w:hAnsi="Courier New" w:hint="default"/>
+        <w:sz w:val="20"/>
+      </w:rPr>
+    </w:lvl>
+    <w:lvl w:ilvl="2" w:tentative="1">
+      <w:start w:val="1"/>
+      <w:numFmt w:val="bullet"/>
+      <w:lvlText w:val=""/>
+      <w:lvlJc w:val="left"/>
+      <w:pPr>
+        <w:tabs>
+          <w:tab w:val="num" w:pos="2160"/>
+        </w:tabs>
+        <w:ind w:left="2160" w:hanging="360"/>
+      </w:pPr>
+      <w:rPr>
+        <w:rFonts w:ascii="Wingdings" w:hAnsi="Wingdings" w:hint="default"/>
+        <w:sz w:val="20"/>
+      </w:rPr>
+    </w:lvl>
+    <w:lvl w:ilvl="3" w:tentative="1">
+      <w:start w:val="1"/>
+      <w:numFmt w:val="bullet"/>
+      <w:lvlText w:val=""/>
+      <w:lvlJc w:val="left"/>
+      <w:pPr>
+        <w:tabs>
+          <w:tab w:val="num" w:pos="2880"/>
+        </w:tabs>
+        <w:ind w:left="2880" w:hanging="360"/>
+      </w:pPr>
+      <w:rPr>
+        <w:rFonts w:ascii="Wingdings" w:hAnsi="Wingdings" w:hint="default"/>
+        <w:sz w:val="20"/>
+      </w:rPr>
+    </w:lvl>
+    <w:lvl w:ilvl="4" w:tentative="1">
+      <w:start w:val="1"/>
+      <w:numFmt w:val="bullet"/>
+      <w:lvlText w:val=""/>
+      <w:lvlJc w:val="left"/>
+      <w:pPr>
+        <w:tabs>
+          <w:tab w:val="num" w:pos="3600"/>
+        </w:tabs>
+        <w:ind w:left="3600" w:hanging="360"/>
+      </w:pPr>
+      <w:rPr>
+        <w:rFonts w:ascii="Wingdings" w:hAnsi="Wingdings" w:hint="default"/>
+        <w:sz w:val="20"/>
+      </w:rPr>
+    </w:lvl>
+    <w:lvl w:ilvl="5" w:tentative="1">
+      <w:start w:val="1"/>
+      <w:numFmt w:val="bullet"/>
+      <w:lvlText w:val=""/>
+      <w:lvlJc w:val="left"/>
+      <w:pPr>
+        <w:tabs>
+          <w:tab w:val="num" w:pos="4320"/>
+        </w:tabs>
+        <w:ind w:left="4320" w:hanging="360"/>
+      </w:pPr>
+      <w:rPr>
+        <w:rFonts w:ascii="Wingdings" w:hAnsi="Wingdings" w:hint="default"/>
+        <w:sz w:val="20"/>
+      </w:rPr>
+    </w:lvl>
+    <w:lvl w:ilvl="6" w:tentative="1">
+      <w:start w:val="1"/>
+      <w:numFmt w:val="bullet"/>
+      <w:lvlText w:val=""/>
+      <w:lvlJc w:val="left"/>
+      <w:pPr>
+        <w:tabs>
+          <w:tab w:val="num" w:pos="5040"/>
+        </w:tabs>
+        <w:ind w:left="5040" w:hanging="360"/>
+      </w:pPr>
+      <w:rPr>
+        <w:rFonts w:ascii="Wingdings" w:hAnsi="Wingdings" w:hint="default"/>
+        <w:sz w:val="20"/>
+      </w:rPr>
+    </w:lvl>
+    <w:lvl w:ilvl="7" w:tentative="1">
+      <w:start w:val="1"/>
+      <w:numFmt w:val="bullet"/>
+      <w:lvlText w:val=""/>
+      <w:lvlJc w:val="left"/>
+      <w:pPr>
+        <w:tabs>
+          <w:tab w:val="num" w:pos="5760"/>
+        </w:tabs>
+        <w:ind w:left="5760" w:hanging="360"/>
+      </w:pPr>
+      <w:rPr>
+        <w:rFonts w:ascii="Wingdings" w:hAnsi="Wingdings" w:hint="default"/>
+        <w:sz w:val="20"/>
+      </w:rPr>
+    </w:lvl>
+    <w:lvl w:ilvl="8" w:tentative="1">
+      <w:start w:val="1"/>
+      <w:numFmt w:val="bullet"/>
+      <w:lvlText w:val=""/>
+      <w:lvlJc w:val="left"/>
+      <w:pPr>
+        <w:tabs>
+          <w:tab w:val="num" w:pos="6480"/>
+        </w:tabs>
+        <w:ind w:left="6480" w:hanging="360"/>
+      </w:pPr>
+      <w:rPr>
+        <w:rFonts w:ascii="Wingdings" w:hAnsi="Wingdings" w:hint="default"/>
+        <w:sz w:val="20"/>
+      </w:rPr>
+    </w:lvl>
+  </w:abstractNum>
+  <w:abstractNum w:abstractNumId="12" w15:restartNumberingAfterBreak="0">
+    <w:nsid w:val="5D8B5B9C"/>
+    <w:multiLevelType w:val="multilevel"/>
+    <w:tmpl w:val="86B66620"/>
+    <w:lvl w:ilvl="0">
+      <w:start w:val="1"/>
+      <w:numFmt w:val="bullet"/>
+      <w:lvlText w:val=""/>
+      <w:lvlJc w:val="left"/>
+      <w:pPr>
+        <w:tabs>
+          <w:tab w:val="num" w:pos="720"/>
+        </w:tabs>
+        <w:ind w:left="720" w:hanging="360"/>
+      </w:pPr>
+      <w:rPr>
+        <w:rFonts w:ascii="Symbol" w:hAnsi="Symbol" w:hint="default"/>
+        <w:sz w:val="20"/>
+      </w:rPr>
+    </w:lvl>
+    <w:lvl w:ilvl="1" w:tentative="1">
+      <w:start w:val="1"/>
+      <w:numFmt w:val="bullet"/>
+      <w:lvlText w:val="o"/>
+      <w:lvlJc w:val="left"/>
+      <w:pPr>
+        <w:tabs>
+          <w:tab w:val="num" w:pos="1440"/>
+        </w:tabs>
+        <w:ind w:left="1440" w:hanging="360"/>
+      </w:pPr>
+      <w:rPr>
+        <w:rFonts w:ascii="Courier New" w:hAnsi="Courier New" w:hint="default"/>
+        <w:sz w:val="20"/>
+      </w:rPr>
+    </w:lvl>
+    <w:lvl w:ilvl="2" w:tentative="1">
+      <w:start w:val="1"/>
+      <w:numFmt w:val="bullet"/>
+      <w:lvlText w:val=""/>
+      <w:lvlJc w:val="left"/>
+      <w:pPr>
+        <w:tabs>
+          <w:tab w:val="num" w:pos="2160"/>
+        </w:tabs>
+        <w:ind w:left="2160" w:hanging="360"/>
+      </w:pPr>
+      <w:rPr>
+        <w:rFonts w:ascii="Wingdings" w:hAnsi="Wingdings" w:hint="default"/>
+        <w:sz w:val="20"/>
+      </w:rPr>
+    </w:lvl>
+    <w:lvl w:ilvl="3" w:tentative="1">
+      <w:start w:val="1"/>
+      <w:numFmt w:val="bullet"/>
+      <w:lvlText w:val=""/>
+      <w:lvlJc w:val="left"/>
+      <w:pPr>
+        <w:tabs>
+          <w:tab w:val="num" w:pos="2880"/>
+        </w:tabs>
+        <w:ind w:left="2880" w:hanging="360"/>
+      </w:pPr>
+      <w:rPr>
+        <w:rFonts w:ascii="Wingdings" w:hAnsi="Wingdings" w:hint="default"/>
+        <w:sz w:val="20"/>
+      </w:rPr>
+    </w:lvl>
+    <w:lvl w:ilvl="4" w:tentative="1">
+      <w:start w:val="1"/>
+      <w:numFmt w:val="bullet"/>
+      <w:lvlText w:val=""/>
+      <w:lvlJc w:val="left"/>
+      <w:pPr>
+        <w:tabs>
+          <w:tab w:val="num" w:pos="3600"/>
+        </w:tabs>
+        <w:ind w:left="3600" w:hanging="360"/>
+      </w:pPr>
+      <w:rPr>
+        <w:rFonts w:ascii="Wingdings" w:hAnsi="Wingdings" w:hint="default"/>
+        <w:sz w:val="20"/>
+      </w:rPr>
+    </w:lvl>
+    <w:lvl w:ilvl="5" w:tentative="1">
+      <w:start w:val="1"/>
+      <w:numFmt w:val="bullet"/>
+      <w:lvlText w:val=""/>
+      <w:lvlJc w:val="left"/>
+      <w:pPr>
+        <w:tabs>
+          <w:tab w:val="num" w:pos="4320"/>
+        </w:tabs>
+        <w:ind w:left="4320" w:hanging="360"/>
+      </w:pPr>
+      <w:rPr>
+        <w:rFonts w:ascii="Wingdings" w:hAnsi="Wingdings" w:hint="default"/>
+        <w:sz w:val="20"/>
+      </w:rPr>
+    </w:lvl>
+    <w:lvl w:ilvl="6" w:tentative="1">
+      <w:start w:val="1"/>
+      <w:numFmt w:val="bullet"/>
+      <w:lvlText w:val=""/>
+      <w:lvlJc w:val="left"/>
+      <w:pPr>
+        <w:tabs>
+          <w:tab w:val="num" w:pos="5040"/>
+        </w:tabs>
+        <w:ind w:left="5040" w:hanging="360"/>
+      </w:pPr>
+      <w:rPr>
+        <w:rFonts w:ascii="Wingdings" w:hAnsi="Wingdings" w:hint="default"/>
+        <w:sz w:val="20"/>
+      </w:rPr>
+    </w:lvl>
+    <w:lvl w:ilvl="7" w:tentative="1">
+      <w:start w:val="1"/>
+      <w:numFmt w:val="bullet"/>
+      <w:lvlText w:val=""/>
+      <w:lvlJc w:val="left"/>
+      <w:pPr>
+        <w:tabs>
+          <w:tab w:val="num" w:pos="5760"/>
+        </w:tabs>
+        <w:ind w:left="5760" w:hanging="360"/>
+      </w:pPr>
+      <w:rPr>
+        <w:rFonts w:ascii="Wingdings" w:hAnsi="Wingdings" w:hint="default"/>
+        <w:sz w:val="20"/>
+      </w:rPr>
+    </w:lvl>
+    <w:lvl w:ilvl="8" w:tentative="1">
+      <w:start w:val="1"/>
+      <w:numFmt w:val="bullet"/>
+      <w:lvlText w:val=""/>
+      <w:lvlJc w:val="left"/>
+      <w:pPr>
+        <w:tabs>
+          <w:tab w:val="num" w:pos="6480"/>
+        </w:tabs>
+        <w:ind w:left="6480" w:hanging="360"/>
+      </w:pPr>
+      <w:rPr>
+        <w:rFonts w:ascii="Wingdings" w:hAnsi="Wingdings" w:hint="default"/>
+        <w:sz w:val="20"/>
+      </w:rPr>
+    </w:lvl>
+  </w:abstractNum>
   <w:num w:numId="1">
     <w:abstractNumId w:val="0"/>
+  </w:num>
+  <w:num w:numId="2">
+    <w:abstractNumId w:val="8"/>
+  </w:num>
+  <w:num w:numId="3">
+    <w:abstractNumId w:val="7"/>
+  </w:num>
+  <w:num w:numId="4">
+    <w:abstractNumId w:val="11"/>
+  </w:num>
+  <w:num w:numId="5">
+    <w:abstractNumId w:val="6"/>
+  </w:num>
+  <w:num w:numId="6">
+    <w:abstractNumId w:val="5"/>
+  </w:num>
+  <w:num w:numId="7">
+    <w:abstractNumId w:val="12"/>
+  </w:num>
+  <w:num w:numId="8">
+    <w:abstractNumId w:val="4"/>
+  </w:num>
+  <w:num w:numId="9">
+    <w:abstractNumId w:val="10"/>
+  </w:num>
+  <w:num w:numId="10">
+    <w:abstractNumId w:val="2"/>
+  </w:num>
+  <w:num w:numId="11">
+    <w:abstractNumId w:val="3"/>
+  </w:num>
+  <w:num w:numId="12">
+    <w:abstractNumId w:val="1"/>
+  </w:num>
+  <w:num w:numId="13">
+    <w:abstractNumId w:val="9"/>
   </w:num>
 </w:numbering>
 </file>
@@ -1605,6 +3906,24 @@
       <w:szCs w:val="24"/>
     </w:rPr>
   </w:style>
+  <w:style w:type="paragraph" w:styleId="Antrat2">
+    <w:name w:val="heading 2"/>
+    <w:basedOn w:val="prastasis"/>
+    <w:link w:val="Antrat2Diagrama"/>
+    <w:uiPriority w:val="9"/>
+    <w:qFormat/>
+    <w:rsid w:val="00104521"/>
+    <w:pPr>
+      <w:spacing w:before="100" w:beforeAutospacing="1" w:after="100" w:afterAutospacing="1"/>
+      <w:outlineLvl w:val="1"/>
+    </w:pPr>
+    <w:rPr>
+      <w:b/>
+      <w:bCs/>
+      <w:sz w:val="36"/>
+      <w:szCs w:val="36"/>
+    </w:rPr>
+  </w:style>
   <w:style w:type="character" w:default="1" w:styleId="Numatytasispastraiposriftas">
     <w:name w:val="Default Paragraph Font"/>
     <w:uiPriority w:val="1"/>
@@ -1715,6 +4034,49 @@
       <w:color w:val="954F72" w:themeColor="followedHyperlink"/>
       <w:u w:val="single"/>
     </w:rPr>
+  </w:style>
+  <w:style w:type="character" w:styleId="HTMLkodas">
+    <w:name w:val="HTML Code"/>
+    <w:basedOn w:val="Numatytasispastraiposriftas"/>
+    <w:uiPriority w:val="99"/>
+    <w:semiHidden/>
+    <w:unhideWhenUsed/>
+    <w:rsid w:val="00104521"/>
+    <w:rPr>
+      <w:rFonts w:ascii="Courier New" w:eastAsia="Times New Roman" w:hAnsi="Courier New" w:cs="Courier New"/>
+      <w:sz w:val="20"/>
+      <w:szCs w:val="20"/>
+    </w:rPr>
+  </w:style>
+  <w:style w:type="character" w:customStyle="1" w:styleId="Antrat2Diagrama">
+    <w:name w:val="Antraštė 2 Diagrama"/>
+    <w:basedOn w:val="Numatytasispastraiposriftas"/>
+    <w:link w:val="Antrat2"/>
+    <w:uiPriority w:val="9"/>
+    <w:rsid w:val="00104521"/>
+    <w:rPr>
+      <w:rFonts w:ascii="Times New Roman" w:eastAsia="Times New Roman" w:hAnsi="Times New Roman" w:cs="Times New Roman"/>
+      <w:b/>
+      <w:bCs/>
+      <w:sz w:val="36"/>
+      <w:szCs w:val="36"/>
+    </w:rPr>
+  </w:style>
+  <w:style w:type="character" w:customStyle="1" w:styleId="whitespace-normal">
+    <w:name w:val="whitespace-normal"/>
+    <w:basedOn w:val="Numatytasispastraiposriftas"/>
+    <w:rsid w:val="00104521"/>
+  </w:style>
+  <w:style w:type="paragraph" w:styleId="Sraopastraipa">
+    <w:name w:val="List Paragraph"/>
+    <w:basedOn w:val="prastasis"/>
+    <w:uiPriority w:val="34"/>
+    <w:qFormat/>
+    <w:rsid w:val="00104521"/>
+    <w:pPr>
+      <w:ind w:left="720"/>
+      <w:contextualSpacing/>
+    </w:pPr>
   </w:style>
 </w:styles>
 </file>
